--- a/backend/app/templates/zayavlenie_na_otpusk.docx
+++ b/backend/app/templates/zayavlenie_na_otpusk.docx
@@ -718,7 +718,7 @@
                 <w:szCs w:val="20"/>
                 <w:rtl w:val="0"/>
               </w:rPr>
-              <w:t xml:space="preserve">{{ vacation_days }}   </w:t>
+              <w:t xml:space="preserve">{{ Количество_календарных_дней }}   </w:t>
             </w:r>
           </w:p>
         </w:tc>
@@ -796,7 +796,7 @@
                 <w:szCs w:val="24"/>
                 <w:rtl w:val="0"/>
               </w:rPr>
-              <w:t xml:space="preserve">{{ vacation_start }}</w:t>
+              <w:t xml:space="preserve">{{ Дата_начала_отпуска }}</w:t>
             </w:r>
           </w:p>
         </w:tc>
